--- a/testakten/kernfusion-transrapid-starnberger-see/15-vollgutachten-planung-sicherheit-und-energieanbindung.docx
+++ b/testakten/kernfusion-transrapid-starnberger-see/15-vollgutachten-planung-sicherheit-und-energieanbindung.docx
@@ -29,7 +29,7 @@
         <w:jc w:val="left"/>
       </w:pPr>
       <w:r>
-        <w:t>Dieses Aktenstück ist als zusammenhängendes Arbeitsgutachten angelegt. Es soll nicht nur die vorhandenen Dokumente ordnen, sondern die rechtliche Prüfung so weit ausformulieren, dass die nächsten Schreiben, Anträge, Verhandlungen oder gerichtlichen Schritte daraus unmittelbar entwickelt werden können. Der Kern liegt bei technischer Durchbruch, Standortdruck, Anwohnerschutz, Energieanbindung, Transrapid-Trasse und politische Beschleunigung. Einschlägige Normräume sind Atomrechtliche Abgrenzung, Strahlenschutzrecht, BauGB, BayBO, UVPG, EnWG, Planfeststellung, Sicherheitsrecht und Katastrophenschutz.</w:t>
+        <w:t>Dieses Aktenstück ist als zusammenhängendes Arbeitsgutachten angelegt. Es ordnet die Akte des Vorhabens der Isarlicht Fusion GmbH und formuliert die rechtliche Prüfung so weit aus, dass Behördenvorgespräch, Anträge und die nächste Finanzierungsrunde daraus unmittelbar entwickelt werden können. Gegenstand sind die Demonstrations-Fusionsanlage auf der rund 14 ha großen, technisch vorbelasteten Fläche bei Seehaupten, 1,2 km vom Ufer des Starnberger Sees entfernt, die 8,4 km lange Transrapid-Anbindung mit zwei Haltepunkten und optionaler Verlängerung zum Forschungscampus sowie die Energieanbindung mit bis zu 80 MW Bezugsleistung in Phase 0 und 30 bis 50 MW Einspeisung in Phase 1. Einschlägig sind die atomrechtliche Abgrenzung (§ 7 AtG), das Strahlenschutzrecht (§ 12 StrlSchG, StrlSchV), BauGB und BayBO, das UVPG, das EnWG, das Allgemeine Magnetschwebebahngesetz sowie Sicherheits- und Katastrophenschutzrecht.</w:t>
       </w:r>
     </w:p>
     <w:p>
@@ -48,7 +48,7 @@
         <w:jc w:val="left"/>
       </w:pPr>
       <w:r>
-        <w:t>Die Akte zeigt mehrere typische Brüche. Ein Teil der Unterlagen ist technisch oder kaufmännisch formuliert, ein anderer Teil rechtlich. Einzelne E-Mails wirken eindeutig, lassen aber offen, ob sie Vollmachten, Beschlüsse, Zustellungen, Fristen oder nur Gesprächsstände dokumentieren. Deshalb wird jedes Dokument mit drei Fragen gelesen: Welche Tatsache wird dadurch belegt? Welche Rechtsfolge soll daran geknüpft werden? Welche Gegenbehauptung ist realistisch?</w:t>
+        <w:t>Die Akte zeigt die typischen Brüche eines technikgetriebenen Projekts. Der Investorencall (Aktenstück 01) und der Entwurf der Ministeriumsvorlage (Aktenstück 11) sind werblich formuliert ('saubere Energie, kein Atommüll, kaum Genehmigungen'; 'praktisch abfallfrei'); das Strahlenschutz-Aktenstück 04, das Protokoll des Sicherheitsbeirats (Aktenstück 12) und die E-Mail der Rechtsabteilung vom 02.06.2026 widersprechen dem ausdrücklich. Jedes Dokument wird deshalb mit drei Fragen gelesen: Welche Tatsache belegt es, etwa das Tritiuminventar im zweistelligen Grammbereich? Welche Rechtsfolge knüpft daran, etwa die Genehmigungspflicht nach § 12 Abs. 1 Nr. 3 StrlSchG? Und welche Gegenbehauptung ist realistisch, etwa der Einwand der Bürgerinitiative Uferklar, es fehle ein belastbares Evakuierungs- und Sicherheitskonzept?</w:t>
       </w:r>
     </w:p>
     <w:p>
@@ -67,7 +67,7 @@
         <w:jc w:val="left"/>
       </w:pPr>
       <w:r>
-        <w:t>Die Prüfung beginnt mit der Zuständigkeit und der richtigen Rechtsnatur des Vorgangs. Danach werden Anspruchsgrundlagen, Einwendungen, Formfragen, Fristen, Beweislast und Rechtsfolgen getrennt geprüft. Bei Kernfusion und Transrapid am Starnberger See genügt es nicht, eine einzelne Norm zu nennen. Die Akte verlangt eine Matrix aus Atomrechtliche Abgrenzung, Strahlenschutzrecht, BauGB, BayBO, UVPG, EnWG, Planfeststellung, Sicherheitsrecht und Katastrophenschutz. Diese Matrix entscheidet, ob die Mandantenseite gestalten, abwehren, nachfordern, genehmigen, widersprechen oder sofort gerichtlichen Rechtsschutz vorbereiten muss.</w:t>
+        <w:t>Die Prüfung beginnt mit der Rechtsnatur der Anlage. Sie ist keine kerntechnische Anlage im Sinne des § 7 AtG, weil weder Kernspaltung noch eine Kettenreaktion stattfindet; maßgeblich ist das Strahlenschutzrecht mit den Genehmigungen nach § 12 Abs. 1 Nr. 1 StrlSchG für die Erzeugung ionisierender Strahlung (Neutronenstrahlung des Fusionsbetriebs) und nach § 12 Abs. 1 Nr. 3 StrlSchG für den Umgang mit Tritium oberhalb der Freigrenzen der Anlage 4 StrlSchV; zuständig ist die bayerische Strahlenschutzbehörde. Daneben treten das Raumordnungsverfahren nach Art. 24 ff. BayLplG, die Bauleitplanung der Gemeinde Seehaupten (§ 12 BauGB, § 11 BauNVO; im Außenbereich ist die Anlage nach § 35 BauGB nicht privilegiert), das Wasserrecht (§§ 8 ff. WHG, Trinkwasserschutzzone), der Naturschutz (§§ 34, 44 BNatSchG), das UVPG, der Netzanschluss nach § 17 EnWG und für den Transrapid die Planfeststellung nach § 2 AMbG in Verbindung mit §§ 72 ff. VwVfG. Diese Matrix entscheidet, in welcher Reihenfolge die Mandantin beantragt, verhandelt oder zurückstellt.</w:t>
       </w:r>
     </w:p>
     <w:p>
@@ -86,7 +86,7 @@
         <w:jc w:val="left"/>
       </w:pPr>
       <w:r>
-        <w:t>Die Mandantenseite hat eine vertretbare, aber nicht risikolose Ausgangsposition. Sie kann sich auf mehrere Dokumente stützen, die zusammen ein plausibles Bild ergeben. Schwach ist bisher, dass nicht jedes zentrale Tatbestandsmerkmal durch ein Originaldokument belegt ist. Besonders kritisch sind Unterlagen, die nur als Screenshot, Scan, Tabellenstand oder Gesprächsnotiz vorliegen. Diese Unterlagen sind praktisch wertvoll, aber prozessual oder behördlich angreifbar.</w:t>
+        <w:t>Die Isarlicht Fusion GmbH hat eine vertretbare, aber nicht risikolose Ausgangsposition. Für sie sprechen die frühzeitige interne Korrektur der Fehlkommunikation durch die Rechtsabteilung vor dem Ministeriumstermin, die klare Beschlusslage des Sicherheitsbeirats mit der auf den 30.06.2026 terminierten Stoff- und Strahlenmatrix und der bewusst nüchterne Bürgerbrief-Entwurf. Schwach ist die Position bei Standort und Rechtekette: Die zwei kartierten Biotope, das angrenzende Landschaftsschutzgebiet, das FFH-Gebiet Starnberger See und die Trinkwasserschutzzone sind bislang nur notiert, nicht gutachterlich bewertet; an den Grundpatenten der Helionbogen Systems AG hält die deutsche Projektgesellschaft nur Optionsrechte; und die Series-B-Forderung nach 'clean IP und keine Subventionsrisiken' ist in dieser Frühphase nicht zusagbar, sondern nur durch Offenlegung der bekannten Nebenbestimmungen abbildbar.</w:t>
       </w:r>
     </w:p>
     <w:p>
@@ -105,7 +105,7 @@
         <w:jc w:val="left"/>
       </w:pPr>
       <w:r>
-        <w:t>Die Gegenseite wird voraussichtlich nicht den gesamten Vorgang bestreiten, sondern an einzelnen Scharnieren ansetzen: Zuständigkeit, Frist, Vollständigkeit der Unterlagen, technische Plausibilität, wirtschaftliche Zumutbarkeit oder fehlende Entscheidungserheblichkeit. Deshalb muss die Antwort nicht laut, sondern präzise sein. Sie muss zeigen, dass der Vorgang verstanden wurde und dass die Mandantenseite die relevanten Tatbestandsmerkmale belegen kann.</w:t>
+        <w:t>Behörden und Einwender werden nicht den Gesamtvorgang bestreiten, sondern an einzelnen Scharnieren ansetzen. Die höhere Landesplanungsbehörde wird im Raumordnungsverfahren die fehlende Alternativenprüfung der Standorte Gewerbepark Nord und Konversionsfläche an der Bahnstrecke rügen. Die Strahlenschutzbehörde wird ohne Stoff- und Strahlenmatrix, ohne Dosisnachweis an der Anlagengrenze (§ 80 StrlSchG: 1 mSv effektive Dosis pro Jahr für Einzelpersonen der Bevölkerung) und ohne Abfall- und Stoffstrombilanz keinen Antrag als vollständig behandeln. Die Gemeinde Seehaupten wird vor der Kommunalwahl keinen Aufstellungsbeschluss fassen. Und die Bürgerinitiative Uferklar wird jede Lücke im Evakuierungs- und Sicherheitskonzept öffentlich machen. Die Antwort muss deshalb nicht laut, sondern vollständig sein.</w:t>
       </w:r>
     </w:p>
     <w:p>
@@ -124,7 +124,7 @@
         <w:jc w:val="left"/>
       </w:pPr>
       <w:r>
-        <w:t>Für jede tragende Behauptung braucht die Akte einen Beleg. Wenn ein Dokument fehlt, wird nicht improvisiert, sondern eine Nachforderung formuliert. Wenn ein Dokument widersprüchlich ist, wird ein Vermerk erstellt, der die Abweichung erklärt. Wenn eine technische Angabe rechtlich relevant ist, muss sie in eine rechtliche Tatsache übersetzt werden: Datum, Ort, Zuständigkeit, Beschluss, Zugang, Messwert, Kostenposition, Eigentumszuordnung, Sicherungsrecht oder konkrete Pflichtverletzung.</w:t>
+        <w:t>Für jede tragende Behauptung braucht die Akte einen Beleg. Der Satz 'kein Atommüll' ist widerlegt: Durch Neutronen aktivierte Strukturmaterialien der ersten Wand und des Divertors sind radioaktive Abfälle im Sinne des § 3 StrlSchG mit Ablieferungspflicht an die Landessammelstelle; die Abfall- und Stoffstrombilanz ist zu erstellen, nicht zu behaupten. Der Slogan 'Grundlast neu erfunden' ist in belastbare Angaben zu übersetzen: Bezugsleistung bis 80 MW in Phase 0, Einspeisung von 30 bis 50 MW in Phase 1, Anschluss auf der 110-kV-Ebene, keine EEG-Vergütung und keine anerkannten Herkunftsnachweise. Der Grunderwerb entlang der Transrapid-Trasse ist zu dokumentieren: 23 Eigentümer, davon vier erklärt verkaufsunwillig, und außerhalb der Planfeststellung keine enteignungsrechtliche Vorwirkung. Wo ein Dokument fehlt – hydrogeologisches Gutachten, saP-Kartierung, Lizenzvertrag mit dem Züricher Technologiepartner –, wird nicht improvisiert, sondern die Nachforderung terminiert.</w:t>
       </w:r>
     </w:p>
     <w:p>
@@ -143,7 +143,7 @@
         <w:jc w:val="left"/>
       </w:pPr>
       <w:r>
-        <w:t>Der beste nächste Schritt ist eine gestufte Reaktion. Zuerst wird die Akte geschlossen: Originale anfordern, Fristen sichern, Zuständigkeit klären, Beweismittel benennen. Zweitens wird ein Außenschreiben entworfen, das die Gegenseite zur Konkretisierung zwingt. Drittens wird ein interner Entscheidungsvermerk erstellt, der Varianten, Kosten und Risiken enthält. Viertens wird ein gerichtlicher oder behördlicher Antrag vorbereitet, aber noch nicht zwingend ausgelöst, solange die außergerichtliche Klärung einen echten Nutzen hat.</w:t>
+        <w:t>Der beste nächste Schritt ist eine gestufte Reaktion. Erstens wird die Akte geschlossen: Stoff- und Strahlenmatrix bis zum 30.06.2026, saP-Kartierung im Fenster von März bis Juni, Anschlussbegehren beim Verteilnetzbetreiber, BAFA-Voranfrage zu Gyrotron- und Tritiumkomponenten. Zweitens wird das Behördenvorgespräch mit StMUV und Landratsamt binnen acht Wochen auf Grundlage des vorbereiteten Fragenpakets geführt; verwendet werden ausschließlich die freigegebenen Formulierungen der juristisch korrigierten Ministeriumsvorlage, die Begriffe 'genehmigungsfrei' und 'praktisch abfallfrei' sind gesperrt. Drittens wird die Phasenentkopplung fixiert: Die Genehmigung nach § 12 StrlSchG ist das führende Verfahren, die Transrapid-Planfeststellung folgt als Phase 2, weil ihre realistische Dauer von vier bis sechs Jahren – bei Verbandsklagen zwei weitere Jahre – sonst zum kritischen Pfad des Gesamtprojekts wird. Viertens werden der Konsortialvertrag mit den drei Forschungspartnern und die Prüfung der Meldepflicht nach §§ 55 ff. AWV für den außereuropäischen Ankerinvestor abgeschlossen, bevor das Series-B-Term-Sheet unterschrieben wird.</w:t>
       </w:r>
     </w:p>
     <w:p>
@@ -162,7 +162,7 @@
         <w:jc w:val="left"/>
       </w:pPr>
       <w:r>
-        <w:t>Die Akte ist nicht mit einem einfachen Ja oder Nein erledigt. Sie ist gerade deshalb brauchbar, weil sie realistische Unordnung enthält: unvollständige Anlagen, technische Begriffe, wirtschaftliche Interessen, Fristen und mehrere rechtliche Pfade. Das Plugin soll hier nicht ersetzen, dass ein Mensch entscheidet. Es soll die Entscheidung beschleunigen, die Lücken sichtbar machen und verhindern, dass ein scheinbar kleines Formproblem später den materiell richtigen Standpunkt zerstört.</w:t>
+        <w:t>Die Akte ist nicht mit einem einfachen Ja oder Nein erledigt. Gesichert ist: Die Fusionsanlage fällt nicht unter § 7 AtG, benötigt aber das volle Genehmigungsprogramm des Strahlenschutzrechts, eine Bauleitplanung der Gemeinde Seehaupten und voraussichtlich ein Raumordnungsverfahren mit Alternativenprüfung; der gewünschte Mischbetrieb des Transrapid aus Werks- und Besucherverkehr führt zwingend in die Planfeststellung nach § 2 AMbG mit Umweltverträglichkeitsprüfung. Offen sind die Nachweise, nicht der Rahmen. Wer jetzt die Frist des Sicherheitsbeirats hält, das Kartierungsfenster nutzt und die Kommunikation diszipliniert, kann das Vorhaben tragfähig machen. Wer dagegen den Ton des Investorencalls fortsetzt, verliert zuerst die Gemeinde, dann die Behörden und zuletzt die Investoren.</w:t>
       </w:r>
     </w:p>
     <w:sectPr>
